--- a/report/数据分析报告.docx
+++ b/report/数据分析报告.docx
@@ -7,6 +7,16 @@
         <w:spacing w:beforeLines="150" w:before="468" w:afterLines="80" w:after="249"/>
         <w:ind w:firstLineChars="0" w:firstLine="0"/>
         <w:jc w:val="center"/>
+        <w:rPr>
+          <w:rFonts w:ascii="微软雅黑" w:hAnsi="微软雅黑"/>
+          <w:b/>
+          <w:bCs/>
+          <w:spacing w:val="20"/>
+          <w:sz w:val="36"/>
+          <w:szCs w:val="36"/>
+        </w:rPr>
+      </w:pPr>
+      <w:r>
         <w:rPr>
           <w:rFonts w:ascii="微软雅黑" w:hAnsi="微软雅黑" w:hint="eastAsia"/>
           <w:b/>
@@ -15,227 +25,266 @@
           <w:sz w:val="36"/>
           <w:szCs w:val="36"/>
         </w:rPr>
+        <w:t>电商用户增长与精细化运营分析报告</w:t>
+      </w:r>
+    </w:p>
+    <w:p>
+      <w:pPr>
+        <w:spacing w:after="62"/>
+        <w:ind w:firstLineChars="0" w:firstLine="0"/>
+        <w:jc w:val="right"/>
+        <w:rPr>
+          <w:rFonts w:ascii="微软雅黑" w:hAnsi="微软雅黑"/>
+        </w:rPr>
       </w:pPr>
       <w:r>
         <w:rPr>
           <w:rFonts w:ascii="微软雅黑" w:hAnsi="微软雅黑" w:hint="eastAsia"/>
+        </w:rPr>
+        <w:t>——基于</w:t>
+      </w:r>
+      <w:r>
+        <w:rPr>
+          <w:rFonts w:ascii="微软雅黑" w:hAnsi="微软雅黑"/>
+        </w:rPr>
+        <w:t>Olist巴西电商平台的用户分层与运营策略输出</w:t>
+      </w:r>
+    </w:p>
+    <w:p>
+      <w:pPr>
+        <w:spacing w:after="62"/>
+        <w:ind w:firstLineChars="0" w:firstLine="0"/>
+        <w:jc w:val="left"/>
+      </w:pPr>
+      <w:r>
+        <w:rPr>
+          <w:rFonts w:hint="eastAsia"/>
+        </w:rPr>
+        <w:t>分析周期：</w:t>
+      </w:r>
+      <w:r>
+        <w:t>2016</w:t>
+      </w:r>
+      <w:r>
+        <w:t>年</w:t>
+      </w:r>
+      <w:r>
+        <w:t>9</w:t>
+      </w:r>
+      <w:r>
+        <w:t>月</w:t>
+      </w:r>
+      <w:r>
+        <w:t xml:space="preserve"> – 2018</w:t>
+      </w:r>
+      <w:r>
+        <w:t>年</w:t>
+      </w:r>
+      <w:r>
+        <w:t>8</w:t>
+      </w:r>
+      <w:r>
+        <w:t>月</w:t>
+      </w:r>
+    </w:p>
+    <w:p>
+      <w:pPr>
+        <w:spacing w:after="62"/>
+        <w:ind w:firstLineChars="0" w:firstLine="0"/>
+        <w:jc w:val="left"/>
+      </w:pPr>
+      <w:r>
+        <w:rPr>
+          <w:rFonts w:hint="eastAsia"/>
+        </w:rPr>
+        <w:t>分析工具：</w:t>
+      </w:r>
+      <w:r>
+        <w:t>MySQL</w:t>
+      </w:r>
+      <w:r>
+        <w:t>、</w:t>
+      </w:r>
+      <w:r>
+        <w:t>Power BI</w:t>
+      </w:r>
+      <w:r>
+        <w:rPr>
+          <w:rFonts w:hint="eastAsia"/>
+        </w:rPr>
+        <w:t>、</w:t>
+      </w:r>
+      <w:r>
+        <w:rPr>
+          <w:rFonts w:hint="eastAsia"/>
+        </w:rPr>
+        <w:t>Navicat</w:t>
+      </w:r>
+    </w:p>
+    <w:p>
+      <w:pPr>
+        <w:spacing w:after="62"/>
+        <w:ind w:firstLineChars="0" w:firstLine="0"/>
+        <w:jc w:val="left"/>
+      </w:pPr>
+      <w:r>
+        <w:rPr>
+          <w:rFonts w:hint="eastAsia"/>
+        </w:rPr>
+        <w:t>报告版本：</w:t>
+      </w:r>
+      <w:r>
+        <w:t>V1.0</w:t>
+      </w:r>
+    </w:p>
+    <w:p>
+      <w:pPr>
+        <w:spacing w:after="62"/>
+        <w:ind w:firstLineChars="0" w:firstLine="0"/>
+        <w:jc w:val="left"/>
+      </w:pPr>
+      <w:r>
+        <w:rPr>
+          <w:rFonts w:hint="eastAsia"/>
+        </w:rPr>
+        <w:t>编制日期：</w:t>
+      </w:r>
+      <w:r>
+        <w:t>2026</w:t>
+      </w:r>
+      <w:r>
+        <w:t>年</w:t>
+      </w:r>
+      <w:r>
+        <w:t>5</w:t>
+      </w:r>
+      <w:r>
+        <w:t>月</w:t>
+      </w:r>
+    </w:p>
+    <w:p>
+      <w:pPr>
+        <w:spacing w:after="62"/>
+        <w:ind w:firstLine="480"/>
+      </w:pPr>
+    </w:p>
+    <w:p>
+      <w:pPr>
+        <w:spacing w:after="62"/>
+        <w:ind w:firstLine="480"/>
+        <w:jc w:val="left"/>
+        <w:rPr>
           <w:b/>
           <w:bCs/>
-          <w:spacing w:val="20"/>
-          <w:sz w:val="36"/>
-          <w:szCs w:val="36"/>
-        </w:rPr>
-        <w:t>电商用户增长与精细化运营分析报告</w:t>
-      </w:r>
-    </w:p>
-    <w:p>
-      <w:pPr>
-        <w:spacing w:after="62"/>
-        <w:ind w:firstLineChars="0" w:firstLine="0"/>
-        <w:jc w:val="right"/>
-        <w:rPr>
-          <w:rFonts w:ascii="微软雅黑" w:hAnsi="微软雅黑" w:hint="eastAsia"/>
-        </w:rPr>
-      </w:pPr>
-      <w:r>
-        <w:rPr>
-          <w:rFonts w:ascii="微软雅黑" w:hAnsi="微软雅黑" w:hint="eastAsia"/>
-        </w:rPr>
-        <w:t>——基于</w:t>
-      </w:r>
-      <w:r>
-        <w:rPr>
-          <w:rFonts w:ascii="微软雅黑" w:hAnsi="微软雅黑"/>
-        </w:rPr>
-        <w:t>Olist巴西电商平台的用户分层与运营策略输出</w:t>
-      </w:r>
-    </w:p>
-    <w:p>
-      <w:pPr>
-        <w:spacing w:after="62"/>
-        <w:ind w:firstLineChars="0" w:firstLine="0"/>
-        <w:jc w:val="left"/>
-      </w:pPr>
-      <w:r>
-        <w:rPr>
-          <w:rFonts w:hint="eastAsia"/>
-        </w:rPr>
-        <w:t>分析周期：</w:t>
-      </w:r>
-      <w:r>
-        <w:t>2016</w:t>
-      </w:r>
-      <w:r>
-        <w:t>年</w:t>
-      </w:r>
-      <w:r>
-        <w:t>9</w:t>
-      </w:r>
-      <w:r>
-        <w:t>月</w:t>
-      </w:r>
-      <w:r>
-        <w:t xml:space="preserve"> – 2018</w:t>
-      </w:r>
-      <w:r>
-        <w:t>年</w:t>
-      </w:r>
-      <w:r>
-        <w:t>8</w:t>
-      </w:r>
-      <w:r>
-        <w:t>月</w:t>
-      </w:r>
-    </w:p>
-    <w:p>
-      <w:pPr>
-        <w:spacing w:after="62"/>
-        <w:ind w:firstLineChars="0" w:firstLine="0"/>
-        <w:jc w:val="left"/>
-        <w:rPr>
-          <w:rFonts w:hint="eastAsia"/>
-        </w:rPr>
-      </w:pPr>
-      <w:r>
-        <w:rPr>
-          <w:rFonts w:hint="eastAsia"/>
-        </w:rPr>
-        <w:t>分析工具：</w:t>
-      </w:r>
-      <w:r>
-        <w:t>MySQL</w:t>
-      </w:r>
-      <w:r>
-        <w:t>、</w:t>
-      </w:r>
-      <w:r>
-        <w:t>Power BI</w:t>
-      </w:r>
-      <w:r>
-        <w:rPr>
-          <w:rFonts w:hint="eastAsia"/>
-        </w:rPr>
-        <w:t>、</w:t>
-      </w:r>
-      <w:r>
-        <w:rPr>
-          <w:rFonts w:hint="eastAsia"/>
-        </w:rPr>
-        <w:t>Navicat</w:t>
-      </w:r>
-    </w:p>
-    <w:p>
-      <w:pPr>
-        <w:spacing w:after="62"/>
-        <w:ind w:firstLineChars="0" w:firstLine="0"/>
-        <w:jc w:val="left"/>
-      </w:pPr>
-      <w:r>
-        <w:rPr>
-          <w:rFonts w:hint="eastAsia"/>
-        </w:rPr>
-        <w:t>报告版本：</w:t>
-      </w:r>
-      <w:r>
-        <w:t>V1.0</w:t>
-      </w:r>
-    </w:p>
-    <w:p>
-      <w:pPr>
-        <w:spacing w:after="62"/>
-        <w:ind w:firstLineChars="0" w:firstLine="0"/>
-        <w:jc w:val="left"/>
-      </w:pPr>
-      <w:r>
-        <w:rPr>
-          <w:rFonts w:hint="eastAsia"/>
-        </w:rPr>
-        <w:t>编制日期：</w:t>
-      </w:r>
-      <w:r>
-        <w:t>2026</w:t>
-      </w:r>
-      <w:r>
-        <w:t>年</w:t>
-      </w:r>
-      <w:r>
-        <w:t>5</w:t>
-      </w:r>
-      <w:r>
-        <w:t>月</w:t>
-      </w:r>
-    </w:p>
-    <w:p>
-      <w:pPr>
-        <w:spacing w:after="62"/>
-        <w:ind w:firstLine="480"/>
-        <w:rPr>
-          <w:rFonts w:hint="eastAsia"/>
-        </w:rPr>
-      </w:pPr>
-    </w:p>
-    <w:p>
-      <w:pPr>
-        <w:spacing w:after="62"/>
-        <w:ind w:firstLine="480"/>
-        <w:jc w:val="left"/>
+        </w:rPr>
+      </w:pPr>
+      <w:r>
         <w:rPr>
           <w:rFonts w:hint="eastAsia"/>
           <w:b/>
           <w:bCs/>
         </w:rPr>
-      </w:pPr>
+        <w:t>核心摘要</w:t>
+      </w:r>
       <w:r>
         <w:rPr>
           <w:rFonts w:hint="eastAsia"/>
           <w:b/>
           <w:bCs/>
         </w:rPr>
-        <w:t>核心摘要</w:t>
-      </w:r>
+        <w:t>：</w:t>
+      </w:r>
+      <w:r>
+        <w:rPr>
+          <w:rFonts w:hint="eastAsia"/>
+        </w:rPr>
+        <w:t>本项目基于巴西</w:t>
+      </w:r>
+      <w:r>
+        <w:t>Olist</w:t>
+      </w:r>
+      <w:r>
+        <w:t>电商平台</w:t>
+      </w:r>
+      <w:r>
+        <w:t>2016-2018</w:t>
+      </w:r>
+      <w:r>
+        <w:t>年全量交易数据，围绕平台</w:t>
+      </w:r>
+      <w:r>
+        <w:t>“</w:t>
+      </w:r>
+      <w:r>
+        <w:t>增长依赖新客拉动、老客复购贡献不足、用户运营粗放</w:t>
+      </w:r>
+      <w:r>
+        <w:t>”</w:t>
+      </w:r>
+      <w:r>
+        <w:t>的核心业务痛点，搭建全链路经营指标体系，通过</w:t>
+      </w:r>
+      <w:r>
+        <w:t>RFM</w:t>
+      </w:r>
+      <w:r>
+        <w:t>用户价值模型完成全量用户分层，并输出可落地的精细化运营方案。</w:t>
+      </w:r>
+    </w:p>
+    <w:p>
+      <w:pPr>
+        <w:spacing w:after="62"/>
+        <w:ind w:firstLine="480"/>
+      </w:pPr>
       <w:r>
         <w:rPr>
           <w:rFonts w:hint="eastAsia"/>
           <w:b/>
           <w:bCs/>
         </w:rPr>
-        <w:t>：</w:t>
-      </w:r>
-      <w:r>
-        <w:rPr>
-          <w:rFonts w:hint="eastAsia"/>
-        </w:rPr>
-        <w:t>本项目基于巴西</w:t>
-      </w:r>
-      <w:r>
-        <w:t>Olist</w:t>
-      </w:r>
-      <w:r>
-        <w:t>电商平台</w:t>
-      </w:r>
-      <w:r>
-        <w:t>2016-2018</w:t>
-      </w:r>
-      <w:r>
-        <w:t>年全量交易数据，围绕平台</w:t>
-      </w:r>
-      <w:r>
-        <w:t>“</w:t>
-      </w:r>
-      <w:r>
-        <w:t>增长依赖新客拉动、老客复购贡献不足、用户运营粗放</w:t>
-      </w:r>
-      <w:r>
-        <w:t>”</w:t>
-      </w:r>
-      <w:r>
-        <w:t>的核心业务痛点，搭建全链路经营指标体系，通过</w:t>
-      </w:r>
-      <w:r>
-        <w:t>RFM</w:t>
-      </w:r>
-      <w:r>
-        <w:t>用户价值模型完成全量用户分层，并输出可落地的精细化运营方案。</w:t>
+        <w:t>核心结论：</w:t>
+      </w:r>
+      <w:r>
+        <w:rPr>
+          <w:rFonts w:hint="eastAsia"/>
+        </w:rPr>
+        <w:t>平台整体处于高速成长期，</w:t>
+      </w:r>
+      <w:r>
+        <w:t>GMV</w:t>
+      </w:r>
+      <w:r>
+        <w:t>规模稳步提升，但增长核心由新客驱动，整体用户复购率仅</w:t>
+      </w:r>
+      <w:r>
+        <w:t>3.16%</w:t>
+      </w:r>
+      <w:r>
+        <w:t>，老客生命周期价值挖掘不足，是当前增长的核心瓶颈。</w:t>
+      </w:r>
+      <w:r>
+        <w:rPr>
+          <w:rFonts w:hint="eastAsia"/>
+        </w:rPr>
+        <w:t>用户结构呈现强长尾特征：</w:t>
+      </w:r>
+      <w:r>
+        <w:t>67%</w:t>
+      </w:r>
+      <w:r>
+        <w:t>的用户为超</w:t>
+      </w:r>
+      <w:r>
+        <w:t>180</w:t>
+      </w:r>
+      <w:r>
+        <w:t>天未消费的沉睡用户，高价值用户仅占</w:t>
+      </w:r>
+      <w:r>
+        <w:t>0.01%</w:t>
+      </w:r>
+      <w:r>
+        <w:t>，分层运营的提效空间极大。</w:t>
       </w:r>
     </w:p>
     <w:p>
@@ -249,58 +298,110 @@
           <w:b/>
           <w:bCs/>
         </w:rPr>
-        <w:t>核心结论：</w:t>
-      </w:r>
-      <w:r>
-        <w:rPr>
-          <w:rFonts w:hint="eastAsia"/>
-        </w:rPr>
-        <w:t>平台整体处于高速成长期，</w:t>
+        <w:t>项目价值：</w:t>
+      </w:r>
+      <w:r>
+        <w:rPr>
+          <w:rFonts w:hint="eastAsia"/>
+        </w:rPr>
+        <w:t>统一了交易与用户核心指标的统计口径，输出</w:t>
+      </w:r>
+      <w:r>
+        <w:t>3</w:t>
+      </w:r>
+      <w:r>
+        <w:t>类核心用户群的定向运营策略；按行业基准测算，沉睡用户召回策略落地后可带动</w:t>
       </w:r>
       <w:r>
         <w:t>GMV</w:t>
       </w:r>
       <w:r>
-        <w:t>规模稳步提升，但增长核心由新客驱动，整体用户复购率仅</w:t>
-      </w:r>
-      <w:r>
-        <w:t>3.16%</w:t>
-      </w:r>
-      <w:r>
-        <w:t>，老客生命周期价值挖掘不足，是当前增长的核心瓶颈。</w:t>
-      </w:r>
-      <w:r>
-        <w:rPr>
-          <w:rFonts w:hint="eastAsia"/>
-        </w:rPr>
-        <w:t>用户结构呈现强长尾特征：</w:t>
-      </w:r>
-      <w:r>
-        <w:t>67%</w:t>
-      </w:r>
-      <w:r>
-        <w:t>的用户为超</w:t>
-      </w:r>
-      <w:r>
-        <w:t>180</w:t>
-      </w:r>
-      <w:r>
-        <w:t>天未消费的沉睡用户，高价值用户仅占</w:t>
-      </w:r>
-      <w:r>
-        <w:t>0.01%</w:t>
-      </w:r>
-      <w:r>
-        <w:t>，分层运营的提效空间极大。</w:t>
-      </w:r>
-    </w:p>
-    <w:p>
-      <w:pPr>
-        <w:spacing w:after="62"/>
-        <w:ind w:firstLine="480"/>
-        <w:rPr>
-          <w:rFonts w:hint="eastAsia"/>
-        </w:rPr>
+        <w:t>提升约</w:t>
+      </w:r>
+      <w:r>
+        <w:t>30</w:t>
+      </w:r>
+      <w:r>
+        <w:t>万雷亚尔，同时可显著提升潜力用户复购率与高价值用户留存率。</w:t>
+      </w:r>
+    </w:p>
+    <w:p>
+      <w:pPr>
+        <w:pStyle w:val="1"/>
+        <w:spacing w:before="249" w:after="156"/>
+      </w:pPr>
+      <w:r>
+        <w:rPr>
+          <w:rFonts w:hint="eastAsia"/>
+        </w:rPr>
+        <w:lastRenderedPageBreak/>
+        <w:t>一、项目背景与分析目标</w:t>
+      </w:r>
+    </w:p>
+    <w:p>
+      <w:pPr>
+        <w:pStyle w:val="2"/>
+        <w:spacing w:before="156" w:after="93"/>
+      </w:pPr>
+      <w:r>
+        <w:t xml:space="preserve">1.1 </w:t>
+      </w:r>
+      <w:r>
+        <w:t>业务背景</w:t>
+      </w:r>
+    </w:p>
+    <w:p>
+      <w:pPr>
+        <w:spacing w:after="62"/>
+        <w:ind w:firstLine="480"/>
+      </w:pPr>
+      <w:r>
+        <w:t>Olist</w:t>
+      </w:r>
+      <w:r>
+        <w:t>是巴西本土综合类电商平台，覆盖全品类商品交易。</w:t>
+      </w:r>
+      <w:r>
+        <w:t>2016-2018</w:t>
+      </w:r>
+      <w:r>
+        <w:t>年平台处于业务扩张期，订单规模与用户体量持续增长，但逐步暴露出新客获客成本上升、老客复购贡献不足、用户运营缺乏分层等问题，亟需通过数据驱动实现精细化运营，挖掘用户全生命周期价值（</w:t>
+      </w:r>
+      <w:r>
+        <w:t>LTV</w:t>
+      </w:r>
+      <w:r>
+        <w:t>）。</w:t>
+      </w:r>
+    </w:p>
+    <w:p>
+      <w:pPr>
+        <w:spacing w:after="62"/>
+        <w:ind w:firstLine="480"/>
+      </w:pPr>
+      <w:r>
+        <w:rPr>
+          <w:rFonts w:hint="eastAsia"/>
+        </w:rPr>
+        <w:t>本次分析基于平台公开交易数据集，覆盖订单、用户、商品、支付等全链路业务数据，旨在通过数据分析定位增长瓶颈，输出可直接落地的运营优化方案。</w:t>
+      </w:r>
+    </w:p>
+    <w:p>
+      <w:pPr>
+        <w:pStyle w:val="2"/>
+        <w:spacing w:before="156" w:after="93"/>
+      </w:pPr>
+      <w:r>
+        <w:t xml:space="preserve">1.2 </w:t>
+      </w:r>
+      <w:r>
+        <w:t>分析目标</w:t>
+      </w:r>
+    </w:p>
+    <w:p>
+      <w:pPr>
+        <w:spacing w:after="62"/>
+        <w:ind w:firstLine="480"/>
       </w:pPr>
       <w:r>
         <w:rPr>
@@ -308,174 +409,263 @@
           <w:b/>
           <w:bCs/>
         </w:rPr>
-        <w:t>项目价值：</w:t>
-      </w:r>
-      <w:r>
-        <w:rPr>
-          <w:rFonts w:hint="eastAsia"/>
-        </w:rPr>
-        <w:t>统一了交易与用户核心指标的统计口径，输出</w:t>
-      </w:r>
-      <w:r>
-        <w:t>3</w:t>
-      </w:r>
-      <w:r>
-        <w:t>类核心用户群的定向运营策略；按行业基准测算，沉睡用户召回策略落地后可带动</w:t>
+        <w:t>指标体系搭建</w:t>
+      </w:r>
+      <w:r>
+        <w:rPr>
+          <w:rFonts w:hint="eastAsia"/>
+        </w:rPr>
+        <w:t>：统一业务数据口径，搭建覆盖</w:t>
       </w:r>
       <w:r>
         <w:t>GMV</w:t>
       </w:r>
       <w:r>
-        <w:t>提升约</w:t>
-      </w:r>
-      <w:r>
-        <w:t>30</w:t>
-      </w:r>
-      <w:r>
-        <w:t>万雷亚尔，同时可显著提升潜力用户复购率与高价值用户留存率。</w:t>
+        <w:t>、订单、用户的核心经营指标体系，实现业务状态的可量化、可追踪。</w:t>
+      </w:r>
+    </w:p>
+    <w:p>
+      <w:pPr>
+        <w:spacing w:after="62"/>
+        <w:ind w:firstLine="480"/>
+      </w:pPr>
+      <w:r>
+        <w:rPr>
+          <w:rFonts w:hint="eastAsia"/>
+          <w:b/>
+          <w:bCs/>
+        </w:rPr>
+        <w:t>增长现状诊断</w:t>
+      </w:r>
+      <w:r>
+        <w:rPr>
+          <w:rFonts w:hint="eastAsia"/>
+        </w:rPr>
+        <w:t>：追踪用户增长、留存与复购趋势，拆解增长驱动因素，定位平台增长的核心瓶颈。</w:t>
+      </w:r>
+    </w:p>
+    <w:p>
+      <w:pPr>
+        <w:spacing w:after="62"/>
+        <w:ind w:firstLine="480"/>
+      </w:pPr>
+      <w:r>
+        <w:rPr>
+          <w:rFonts w:hint="eastAsia"/>
+          <w:b/>
+          <w:bCs/>
+        </w:rPr>
+        <w:t>用户分层运营</w:t>
+      </w:r>
+      <w:r>
+        <w:rPr>
+          <w:rFonts w:hint="eastAsia"/>
+        </w:rPr>
+        <w:t>：基于</w:t>
+      </w:r>
+      <w:r>
+        <w:t>RFM</w:t>
+      </w:r>
+      <w:r>
+        <w:t>用户价值模型完成全量用户分层，针对不同价值用户群输出差异化运营策略，提升用户全生命周期价值。</w:t>
       </w:r>
     </w:p>
     <w:p>
       <w:pPr>
         <w:pStyle w:val="1"/>
         <w:spacing w:before="249" w:after="156"/>
-        <w:rPr>
-          <w:rFonts w:hint="eastAsia"/>
-        </w:rPr>
-      </w:pPr>
-      <w:r>
-        <w:rPr>
-          <w:rFonts w:hint="eastAsia"/>
-        </w:rPr>
-        <w:lastRenderedPageBreak/>
-        <w:t>一、项目背景与分析目标</w:t>
+      </w:pPr>
+      <w:r>
+        <w:rPr>
+          <w:rFonts w:hint="eastAsia"/>
+        </w:rPr>
+        <w:t>二、数据来源与数据治理</w:t>
       </w:r>
     </w:p>
     <w:p>
       <w:pPr>
         <w:pStyle w:val="2"/>
         <w:spacing w:before="156" w:after="93"/>
-        <w:rPr>
-          <w:rFonts w:hint="eastAsia"/>
-        </w:rPr>
-      </w:pPr>
-      <w:r>
-        <w:t xml:space="preserve">1.1 </w:t>
-      </w:r>
-      <w:r>
-        <w:t>业务背景</w:t>
-      </w:r>
-    </w:p>
-    <w:p>
-      <w:pPr>
-        <w:spacing w:after="62"/>
-        <w:ind w:firstLine="480"/>
-        <w:rPr>
-          <w:rFonts w:hint="eastAsia"/>
-        </w:rPr>
-      </w:pPr>
+      </w:pPr>
+      <w:r>
+        <w:t xml:space="preserve">2.1 </w:t>
+      </w:r>
+      <w:r>
+        <w:t>数据来源说明</w:t>
+      </w:r>
+    </w:p>
+    <w:p>
+      <w:pPr>
+        <w:spacing w:after="62"/>
+        <w:ind w:firstLine="480"/>
+      </w:pPr>
+      <w:r>
+        <w:rPr>
+          <w:rFonts w:hint="eastAsia"/>
+        </w:rPr>
+        <w:t>本次分析数据源自</w:t>
+      </w:r>
       <w:r>
         <w:t>Olist</w:t>
       </w:r>
       <w:r>
-        <w:t>是巴西本土综合类电商平台，覆盖全品类商品交易。</w:t>
-      </w:r>
-      <w:r>
-        <w:t>2016-2018</w:t>
-      </w:r>
-      <w:r>
-        <w:t>年平台处于业务扩张期，订单规模与用户体量持续增长，但逐步暴露出新客获客成本上升、老客复购贡献不足、用户运营缺乏分层等问题，亟需通过数据驱动实现精细化运营，挖掘用户全生命周期价值（</w:t>
-      </w:r>
-      <w:r>
-        <w:t>LTV</w:t>
-      </w:r>
-      <w:r>
-        <w:t>）。</w:t>
-      </w:r>
-    </w:p>
-    <w:p>
-      <w:pPr>
-        <w:spacing w:after="62"/>
-        <w:ind w:firstLine="480"/>
-        <w:rPr>
-          <w:rFonts w:hint="eastAsia"/>
-        </w:rPr>
-      </w:pPr>
-      <w:r>
-        <w:rPr>
-          <w:rFonts w:hint="eastAsia"/>
-        </w:rPr>
-        <w:t>本次分析基于平台公开交易数据集，覆盖订单、用户、商品、支付等全链路业务数据，旨在通过数据分析定位增长瓶颈，输出可直接落地的运营优化方案。</w:t>
+        <w:t>公开电商数据集，包含</w:t>
+      </w:r>
+      <w:r>
+        <w:t>9.6</w:t>
+      </w:r>
+      <w:r>
+        <w:t>万余笔有效订单，覆盖用户、订单、商品、支付等多张业务表。结合分析目标，筛选</w:t>
+      </w:r>
+      <w:r>
+        <w:t>6</w:t>
+      </w:r>
+      <w:r>
+        <w:t>张核心业务表进行关联分析：</w:t>
+      </w:r>
+      <w:r>
+        <w:t>customers</w:t>
+      </w:r>
+      <w:r>
+        <w:t>（用户表）、</w:t>
+      </w:r>
+      <w:r>
+        <w:t>orders</w:t>
+      </w:r>
+      <w:r>
+        <w:t>（订单表）、</w:t>
+      </w:r>
+      <w:r>
+        <w:t>order_items</w:t>
+      </w:r>
+      <w:r>
+        <w:t>（订单商品</w:t>
+      </w:r>
+      <w:r>
+        <w:lastRenderedPageBreak/>
+        <w:t>表）、</w:t>
+      </w:r>
+      <w:r>
+        <w:t>order_payments</w:t>
+      </w:r>
+      <w:r>
+        <w:t>（支付表）、</w:t>
+      </w:r>
+      <w:r>
+        <w:t>products</w:t>
+      </w:r>
+      <w:r>
+        <w:t>（商品表）、</w:t>
+      </w:r>
+      <w:r>
+        <w:t>product_category_name_translation</w:t>
+      </w:r>
+      <w:r>
+        <w:t>（品类映射表），聚焦交易全链路核心维度，保障分析聚焦性与执行效率。</w:t>
       </w:r>
     </w:p>
     <w:p>
       <w:pPr>
         <w:pStyle w:val="2"/>
         <w:spacing w:before="156" w:after="93"/>
-        <w:rPr>
-          <w:rFonts w:hint="eastAsia"/>
-        </w:rPr>
-      </w:pPr>
-      <w:r>
-        <w:t xml:space="preserve">1.2 </w:t>
-      </w:r>
-      <w:r>
-        <w:t>分析目标</w:t>
-      </w:r>
-    </w:p>
-    <w:p>
-      <w:pPr>
-        <w:spacing w:after="62"/>
-        <w:ind w:firstLine="480"/>
-      </w:pPr>
-      <w:r>
-        <w:rPr>
-          <w:rFonts w:hint="eastAsia"/>
+      </w:pPr>
+      <w:r>
+        <w:t xml:space="preserve">2.2 </w:t>
+      </w:r>
+      <w:r>
+        <w:t>数据口径规范与质量管控</w:t>
+      </w:r>
+    </w:p>
+    <w:p>
+      <w:pPr>
+        <w:spacing w:after="62"/>
+        <w:ind w:firstLine="480"/>
+      </w:pPr>
+      <w:r>
+        <w:rPr>
+          <w:rFonts w:hint="eastAsia"/>
+        </w:rPr>
+        <w:t>为保障分析结果的准确性与业务适配性，项目全程执行严格的数据质量校验，完成两项核心口径统一工作：</w:t>
+      </w:r>
+    </w:p>
+    <w:p>
+      <w:pPr>
+        <w:spacing w:after="62"/>
+        <w:ind w:firstLine="480"/>
+      </w:pPr>
+      <w:r>
+        <w:rPr>
           <w:b/>
           <w:bCs/>
         </w:rPr>
-        <w:t>指标体系搭建</w:t>
-      </w:r>
-      <w:r>
-        <w:rPr>
-          <w:rFonts w:hint="eastAsia"/>
-        </w:rPr>
-        <w:t>：统一业务数据口径，搭建覆盖</w:t>
-      </w:r>
-      <w:r>
         <w:t>GMV</w:t>
       </w:r>
       <w:r>
-        <w:t>、订单、用户的核心经营指标体系，实现业务状态的可量化、可追踪。</w:t>
-      </w:r>
-    </w:p>
-    <w:p>
-      <w:pPr>
-        <w:spacing w:after="62"/>
-        <w:ind w:firstLine="480"/>
-      </w:pPr>
-      <w:r>
-        <w:rPr>
-          <w:rFonts w:hint="eastAsia"/>
+        <w:rPr>
           <w:b/>
           <w:bCs/>
         </w:rPr>
-        <w:t>增长现状诊断</w:t>
-      </w:r>
-      <w:r>
-        <w:rPr>
-          <w:rFonts w:hint="eastAsia"/>
-        </w:rPr>
-        <w:t>：追踪用户增长、留存与复购趋势，拆解增长驱动因素，定位平台增长的核心瓶颈。</w:t>
-      </w:r>
-    </w:p>
-    <w:p>
-      <w:pPr>
-        <w:spacing w:after="62"/>
-        <w:ind w:firstLine="480"/>
-        <w:rPr>
-          <w:rFonts w:hint="eastAsia"/>
-        </w:rPr>
+        <w:t>计算口径统一</w:t>
+      </w:r>
+      <w:r>
+        <w:rPr>
+          <w:rFonts w:hint="eastAsia"/>
+        </w:rPr>
+        <w:t>：</w:t>
+      </w:r>
+      <w:r>
+        <w:rPr>
+          <w:rFonts w:hint="eastAsia"/>
+        </w:rPr>
+        <w:t>初始宽表以</w:t>
+      </w:r>
+      <w:r>
+        <w:rPr>
+          <w:rFonts w:hint="eastAsia"/>
+        </w:rPr>
+        <w:t>“</w:t>
+      </w:r>
+      <w:r>
+        <w:rPr>
+          <w:rFonts w:hint="eastAsia"/>
+        </w:rPr>
+        <w:t>订单</w:t>
+      </w:r>
+      <w:r>
+        <w:t>-</w:t>
+      </w:r>
+      <w:r>
+        <w:t>商品</w:t>
+      </w:r>
+      <w:r>
+        <w:t>”</w:t>
+      </w:r>
+      <w:r>
+        <w:t>为粒度，直接关联支付金额易造成单订单支付额重复累加，导致</w:t>
+      </w:r>
+      <w:r>
+        <w:t>GMV</w:t>
+      </w:r>
+      <w:r>
+        <w:t>口径虚高。经业务逻辑校验后，重构宽表为</w:t>
+      </w:r>
+      <w:r>
+        <w:t>“</w:t>
+      </w:r>
+      <w:r>
+        <w:t>订单粒度</w:t>
+      </w:r>
+      <w:r>
+        <w:t>”</w:t>
+      </w:r>
+      <w:r>
+        <w:t>：先通过子查询按订单维度汇总支付总金额，再与订单主表关联，确保单订单仅对应一条支付记录，彻底消除重复计算问题。</w:t>
+      </w:r>
+    </w:p>
+    <w:p>
+      <w:pPr>
+        <w:spacing w:after="62"/>
+        <w:ind w:firstLine="480"/>
       </w:pPr>
       <w:r>
         <w:rPr>
@@ -483,285 +673,43 @@
           <w:b/>
           <w:bCs/>
         </w:rPr>
-        <w:t>用户分层运营</w:t>
-      </w:r>
-      <w:r>
-        <w:rPr>
-          <w:rFonts w:hint="eastAsia"/>
-        </w:rPr>
-        <w:t>：基于</w:t>
-      </w:r>
-      <w:r>
-        <w:t>RFM</w:t>
-      </w:r>
-      <w:r>
-        <w:t>用户价值模型完成全量用户分层，针对不同价值用户群输出差异化运营策略，提升用户全生命周期价值。</w:t>
-      </w:r>
-    </w:p>
-    <w:p>
-      <w:pPr>
-        <w:pStyle w:val="1"/>
-        <w:spacing w:before="249" w:after="156"/>
-        <w:rPr>
-          <w:rFonts w:hint="eastAsia"/>
-        </w:rPr>
-      </w:pPr>
-      <w:r>
-        <w:rPr>
-          <w:rFonts w:hint="eastAsia"/>
-        </w:rPr>
-        <w:t>二、数据来源与数据治理</w:t>
+        <w:t>用户唯一标识口径统一</w:t>
+      </w:r>
+      <w:r>
+        <w:rPr>
+          <w:rFonts w:hint="eastAsia"/>
+        </w:rPr>
+        <w:t>：</w:t>
+      </w:r>
+      <w:r>
+        <w:rPr>
+          <w:rFonts w:hint="eastAsia"/>
+        </w:rPr>
+        <w:t>经表结构业务含义校验，明确</w:t>
+      </w:r>
+      <w:r>
+        <w:t>customer_id</w:t>
+      </w:r>
+      <w:r>
+        <w:t>为订单级技术主键，</w:t>
+      </w:r>
+      <w:r>
+        <w:t>customer_unique_id</w:t>
+      </w:r>
+      <w:r>
+        <w:t>为用户维度的唯一业务标识。若采用订单级</w:t>
+      </w:r>
+      <w:r>
+        <w:t>ID</w:t>
+      </w:r>
+      <w:r>
+        <w:t>进行用户统计，会导致用户规模高估、复购行为漏统计。分析过程中通过关联用户表引入用户唯一业务标识，所有用户维度分析均基于该字段执行，保障用户指标的真实性。</w:t>
       </w:r>
     </w:p>
     <w:p>
       <w:pPr>
         <w:pStyle w:val="2"/>
         <w:spacing w:before="156" w:after="93"/>
-        <w:rPr>
-          <w:rFonts w:hint="eastAsia"/>
-        </w:rPr>
-      </w:pPr>
-      <w:r>
-        <w:t xml:space="preserve">2.1 </w:t>
-      </w:r>
-      <w:r>
-        <w:t>数据来源说明</w:t>
-      </w:r>
-    </w:p>
-    <w:p>
-      <w:pPr>
-        <w:spacing w:after="62"/>
-        <w:ind w:firstLine="480"/>
-        <w:rPr>
-          <w:rFonts w:hint="eastAsia"/>
-        </w:rPr>
-      </w:pPr>
-      <w:r>
-        <w:rPr>
-          <w:rFonts w:hint="eastAsia"/>
-        </w:rPr>
-        <w:t>本次分析数据源自</w:t>
-      </w:r>
-      <w:r>
-        <w:t>Olist</w:t>
-      </w:r>
-      <w:r>
-        <w:t>公开电商数据集，包含</w:t>
-      </w:r>
-      <w:r>
-        <w:t>9.6</w:t>
-      </w:r>
-      <w:r>
-        <w:t>万余笔有效订单，覆盖用户、订单、商品、支付等多张业务表。结合分析目标，筛选</w:t>
-      </w:r>
-      <w:r>
-        <w:t>6</w:t>
-      </w:r>
-      <w:r>
-        <w:t>张核心业务表进行关联分析：</w:t>
-      </w:r>
-      <w:r>
-        <w:t>customers</w:t>
-      </w:r>
-      <w:r>
-        <w:t>（用户表）、</w:t>
-      </w:r>
-      <w:r>
-        <w:t>orders</w:t>
-      </w:r>
-      <w:r>
-        <w:t>（订单表）、</w:t>
-      </w:r>
-      <w:r>
-        <w:t>order_items</w:t>
-      </w:r>
-      <w:r>
-        <w:t>（订单商品</w:t>
-      </w:r>
-      <w:r>
-        <w:lastRenderedPageBreak/>
-        <w:t>表）、</w:t>
-      </w:r>
-      <w:r>
-        <w:t>order_payments</w:t>
-      </w:r>
-      <w:r>
-        <w:t>（支付表）、</w:t>
-      </w:r>
-      <w:r>
-        <w:t>products</w:t>
-      </w:r>
-      <w:r>
-        <w:t>（商品表）、</w:t>
-      </w:r>
-      <w:r>
-        <w:t>product_category_name_translation</w:t>
-      </w:r>
-      <w:r>
-        <w:t>（品类映射表），聚焦交易全链路核心维度，保障分析聚焦性与执行效率。</w:t>
-      </w:r>
-    </w:p>
-    <w:p>
-      <w:pPr>
-        <w:pStyle w:val="2"/>
-        <w:spacing w:before="156" w:after="93"/>
-        <w:rPr>
-          <w:rFonts w:hint="eastAsia"/>
-        </w:rPr>
-      </w:pPr>
-      <w:r>
-        <w:t xml:space="preserve">2.2 </w:t>
-      </w:r>
-      <w:r>
-        <w:t>数据口径规范与质量管控</w:t>
-      </w:r>
-    </w:p>
-    <w:p>
-      <w:pPr>
-        <w:spacing w:after="62"/>
-        <w:ind w:firstLine="480"/>
-        <w:rPr>
-          <w:rFonts w:hint="eastAsia"/>
-        </w:rPr>
-      </w:pPr>
-      <w:r>
-        <w:rPr>
-          <w:rFonts w:hint="eastAsia"/>
-        </w:rPr>
-        <w:t>为保障分析结果的准确性与业务适配性，项目全程执行严格的数据质量校验，完成两项核心口径统一工作：</w:t>
-      </w:r>
-    </w:p>
-    <w:p>
-      <w:pPr>
-        <w:spacing w:after="62"/>
-        <w:ind w:firstLine="480"/>
-        <w:rPr>
-          <w:rFonts w:hint="eastAsia"/>
-        </w:rPr>
-      </w:pPr>
-      <w:r>
-        <w:rPr>
-          <w:b/>
-          <w:bCs/>
-        </w:rPr>
-        <w:t>GMV</w:t>
-      </w:r>
-      <w:r>
-        <w:rPr>
-          <w:b/>
-          <w:bCs/>
-        </w:rPr>
-        <w:t>计算口径统一</w:t>
-      </w:r>
-      <w:r>
-        <w:rPr>
-          <w:rFonts w:hint="eastAsia"/>
-        </w:rPr>
-        <w:t>：</w:t>
-      </w:r>
-      <w:r>
-        <w:rPr>
-          <w:rFonts w:hint="eastAsia"/>
-        </w:rPr>
-        <w:t>初始宽表以</w:t>
-      </w:r>
-      <w:r>
-        <w:rPr>
-          <w:rFonts w:hint="eastAsia"/>
-        </w:rPr>
-        <w:t>“</w:t>
-      </w:r>
-      <w:r>
-        <w:rPr>
-          <w:rFonts w:hint="eastAsia"/>
-        </w:rPr>
-        <w:t>订单</w:t>
-      </w:r>
-      <w:r>
-        <w:t>-</w:t>
-      </w:r>
-      <w:r>
-        <w:t>商品</w:t>
-      </w:r>
-      <w:r>
-        <w:t>”</w:t>
-      </w:r>
-      <w:r>
-        <w:t>为粒度，直接关联支付金额易造成单订单支付额重复累加，导致</w:t>
-      </w:r>
-      <w:r>
-        <w:t>GMV</w:t>
-      </w:r>
-      <w:r>
-        <w:t>口径虚高。经业务逻辑校验后，重构宽表为</w:t>
-      </w:r>
-      <w:r>
-        <w:t>“</w:t>
-      </w:r>
-      <w:r>
-        <w:t>订单粒度</w:t>
-      </w:r>
-      <w:r>
-        <w:t>”</w:t>
-      </w:r>
-      <w:r>
-        <w:t>：先通过子查询按订单维度汇总支付总金额，再与订单主表关联，确保单订单仅对应一条支付记录，彻底消除重复计算问题。</w:t>
-      </w:r>
-    </w:p>
-    <w:p>
-      <w:pPr>
-        <w:spacing w:after="62"/>
-        <w:ind w:firstLine="480"/>
-        <w:rPr>
-          <w:rFonts w:hint="eastAsia"/>
-        </w:rPr>
-      </w:pPr>
-      <w:r>
-        <w:rPr>
-          <w:rFonts w:hint="eastAsia"/>
-          <w:b/>
-          <w:bCs/>
-        </w:rPr>
-        <w:t>用户唯一标识口径统一</w:t>
-      </w:r>
-      <w:r>
-        <w:rPr>
-          <w:rFonts w:hint="eastAsia"/>
-        </w:rPr>
-        <w:t>：</w:t>
-      </w:r>
-      <w:r>
-        <w:rPr>
-          <w:rFonts w:hint="eastAsia"/>
-        </w:rPr>
-        <w:t>经表结构业务含义校验，明确</w:t>
-      </w:r>
-      <w:r>
-        <w:t>customer_id</w:t>
-      </w:r>
-      <w:r>
-        <w:t>为订单级技术主键，</w:t>
-      </w:r>
-      <w:r>
-        <w:t>customer_unique_id</w:t>
-      </w:r>
-      <w:r>
-        <w:t>为用户维度的唯一业务标识。若采用订单级</w:t>
-      </w:r>
-      <w:r>
-        <w:t>ID</w:t>
-      </w:r>
-      <w:r>
-        <w:t>进行用户统计，会导致用户规模高估、复购行为漏统计。分析过程中通过关联用户表引入用户唯一业务标识，所有用户维度分析均基于该字段执行，保障用户指标的真实性。</w:t>
-      </w:r>
-    </w:p>
-    <w:p>
-      <w:pPr>
-        <w:pStyle w:val="2"/>
-        <w:spacing w:before="156" w:after="93"/>
-        <w:rPr>
-          <w:rFonts w:hint="eastAsia"/>
-        </w:rPr>
       </w:pPr>
       <w:r>
         <w:t xml:space="preserve">2.3 </w:t>
@@ -1085,18 +1033,12 @@
       <w:pPr>
         <w:spacing w:after="62"/>
         <w:ind w:firstLineChars="0" w:firstLine="0"/>
-        <w:rPr>
-          <w:rFonts w:hint="eastAsia"/>
-        </w:rPr>
-      </w:pPr>
-    </w:p>
-    <w:p>
-      <w:pPr>
-        <w:spacing w:after="62"/>
-        <w:ind w:firstLine="480"/>
-        <w:rPr>
-          <w:rFonts w:hint="eastAsia"/>
-        </w:rPr>
+      </w:pPr>
+    </w:p>
+    <w:p>
+      <w:pPr>
+        <w:spacing w:after="62"/>
+        <w:ind w:firstLine="480"/>
       </w:pPr>
       <w:r>
         <w:rPr>
@@ -1109,9 +1051,6 @@
       <w:pPr>
         <w:pStyle w:val="1"/>
         <w:spacing w:before="249" w:after="156"/>
-        <w:rPr>
-          <w:rFonts w:hint="eastAsia"/>
-        </w:rPr>
       </w:pPr>
       <w:r>
         <w:rPr>
@@ -1124,9 +1063,6 @@
       <w:pPr>
         <w:spacing w:after="62"/>
         <w:ind w:firstLine="480"/>
-        <w:rPr>
-          <w:rFonts w:hint="eastAsia"/>
-        </w:rPr>
       </w:pPr>
       <w:r>
         <w:rPr>
@@ -1139,9 +1075,6 @@
       <w:pPr>
         <w:pStyle w:val="2"/>
         <w:spacing w:before="156" w:after="93"/>
-        <w:rPr>
-          <w:rFonts w:hint="eastAsia"/>
-        </w:rPr>
       </w:pPr>
       <w:r>
         <w:t xml:space="preserve">3.1 </w:t>
@@ -1535,9 +1468,6 @@
       <w:pPr>
         <w:pStyle w:val="2"/>
         <w:spacing w:before="156" w:after="93"/>
-        <w:rPr>
-          <w:rFonts w:hint="eastAsia"/>
-        </w:rPr>
       </w:pPr>
       <w:r>
         <w:t xml:space="preserve">3.2 </w:t>
@@ -1654,9 +1584,6 @@
       <w:pPr>
         <w:spacing w:after="62"/>
         <w:ind w:firstLine="480"/>
-        <w:rPr>
-          <w:rFonts w:hint="eastAsia"/>
-        </w:rPr>
       </w:pPr>
       <w:r>
         <w:rPr>
@@ -1683,9 +1610,6 @@
       <w:pPr>
         <w:pStyle w:val="1"/>
         <w:spacing w:before="249" w:after="156"/>
-        <w:rPr>
-          <w:rFonts w:hint="eastAsia"/>
-        </w:rPr>
       </w:pPr>
       <w:r>
         <w:rPr>
@@ -1698,9 +1622,6 @@
       <w:pPr>
         <w:pStyle w:val="2"/>
         <w:spacing w:before="156" w:after="93"/>
-        <w:rPr>
-          <w:rFonts w:hint="eastAsia"/>
-        </w:rPr>
       </w:pPr>
       <w:r>
         <w:t xml:space="preserve">4.1 </w:t>
@@ -1749,18 +1670,12 @@
       <w:pPr>
         <w:spacing w:after="62"/>
         <w:ind w:firstLineChars="83" w:firstLine="199"/>
-        <w:rPr>
-          <w:rFonts w:hint="eastAsia"/>
-        </w:rPr>
       </w:pPr>
     </w:p>
     <w:p>
       <w:pPr>
         <w:pStyle w:val="2"/>
         <w:spacing w:before="156" w:after="93"/>
-        <w:rPr>
-          <w:rFonts w:hint="eastAsia"/>
-        </w:rPr>
       </w:pPr>
       <w:r>
         <w:t xml:space="preserve">4.2 </w:t>
@@ -2025,9 +1940,6 @@
       <w:pPr>
         <w:spacing w:after="62"/>
         <w:ind w:firstLine="480"/>
-        <w:rPr>
-          <w:rFonts w:hint="eastAsia"/>
-        </w:rPr>
       </w:pPr>
       <w:r>
         <w:rPr>
@@ -2052,9 +1964,6 @@
       <w:pPr>
         <w:spacing w:after="62"/>
         <w:ind w:firstLine="480"/>
-        <w:rPr>
-          <w:rFonts w:hint="eastAsia"/>
-        </w:rPr>
       </w:pPr>
       <w:r>
         <w:rPr>
@@ -2067,9 +1976,6 @@
       <w:pPr>
         <w:pStyle w:val="1"/>
         <w:spacing w:before="249" w:after="156"/>
-        <w:rPr>
-          <w:rFonts w:hint="eastAsia"/>
-        </w:rPr>
       </w:pPr>
       <w:r>
         <w:rPr>
@@ -2088,9 +1994,6 @@
       <w:pPr>
         <w:spacing w:after="62"/>
         <w:ind w:firstLine="480"/>
-        <w:rPr>
-          <w:rFonts w:hint="eastAsia"/>
-        </w:rPr>
       </w:pPr>
       <w:r>
         <w:rPr>
@@ -2127,9 +2030,6 @@
       <w:pPr>
         <w:pStyle w:val="2"/>
         <w:spacing w:before="156" w:after="93"/>
-        <w:rPr>
-          <w:rFonts w:hint="eastAsia"/>
-        </w:rPr>
       </w:pPr>
       <w:r>
         <w:t xml:space="preserve">5.1 </w:t>
@@ -2142,9 +2042,6 @@
       <w:pPr>
         <w:spacing w:after="62"/>
         <w:ind w:firstLine="480"/>
-        <w:rPr>
-          <w:rFonts w:hint="eastAsia"/>
-        </w:rPr>
       </w:pPr>
       <w:r>
         <w:t>RFM</w:t>
@@ -2195,9 +2092,6 @@
             <w:pPr>
               <w:spacing w:after="62"/>
               <w:ind w:firstLineChars="0" w:firstLine="0"/>
-              <w:rPr>
-                <w:rFonts w:hint="eastAsia"/>
-              </w:rPr>
             </w:pPr>
             <w:r>
               <w:rPr>
@@ -2215,9 +2109,6 @@
             <w:pPr>
               <w:spacing w:after="62"/>
               <w:ind w:firstLineChars="0" w:firstLine="0"/>
-              <w:rPr>
-                <w:rFonts w:hint="eastAsia"/>
-              </w:rPr>
             </w:pPr>
             <w:r>
               <w:rPr>
@@ -2241,9 +2132,6 @@
             <w:pPr>
               <w:spacing w:after="62"/>
               <w:ind w:firstLineChars="0" w:firstLine="0"/>
-              <w:rPr>
-                <w:rFonts w:hint="eastAsia"/>
-              </w:rPr>
             </w:pPr>
             <w:r>
               <w:rPr>
@@ -2267,9 +2155,6 @@
             <w:pPr>
               <w:spacing w:after="62"/>
               <w:ind w:firstLineChars="0" w:firstLine="0"/>
-              <w:rPr>
-                <w:rFonts w:hint="eastAsia"/>
-              </w:rPr>
             </w:pPr>
             <w:r>
               <w:rPr>
@@ -2295,9 +2180,6 @@
             <w:pPr>
               <w:spacing w:before="31" w:after="62"/>
               <w:ind w:firstLineChars="0" w:firstLine="0"/>
-              <w:rPr>
-                <w:rFonts w:hint="eastAsia"/>
-              </w:rPr>
             </w:pPr>
             <w:r>
               <w:rPr>
@@ -2321,9 +2203,6 @@
             <w:pPr>
               <w:spacing w:before="31" w:after="62"/>
               <w:ind w:firstLineChars="0" w:firstLine="0"/>
-              <w:rPr>
-                <w:rFonts w:hint="eastAsia"/>
-              </w:rPr>
             </w:pPr>
             <w:r>
               <w:rPr>
@@ -2353,9 +2232,6 @@
             <w:pPr>
               <w:spacing w:before="31" w:after="62"/>
               <w:ind w:firstLineChars="0" w:firstLine="0"/>
-              <w:rPr>
-                <w:rFonts w:hint="eastAsia"/>
-              </w:rPr>
             </w:pPr>
             <w:r>
               <w:rPr>
@@ -2379,9 +2255,6 @@
             <w:pPr>
               <w:spacing w:before="31" w:after="62"/>
               <w:ind w:firstLineChars="0" w:firstLine="0"/>
-              <w:rPr>
-                <w:rFonts w:hint="eastAsia"/>
-              </w:rPr>
             </w:pPr>
             <w:r>
               <w:rPr>
@@ -2407,9 +2280,6 @@
             <w:pPr>
               <w:spacing w:before="31" w:after="62"/>
               <w:ind w:firstLineChars="0" w:firstLine="0"/>
-              <w:rPr>
-                <w:rFonts w:hint="eastAsia"/>
-              </w:rPr>
             </w:pPr>
             <w:r>
               <w:rPr>
@@ -2433,9 +2303,6 @@
             <w:pPr>
               <w:spacing w:before="31" w:after="62"/>
               <w:ind w:firstLineChars="0" w:firstLine="0"/>
-              <w:rPr>
-                <w:rFonts w:hint="eastAsia"/>
-              </w:rPr>
             </w:pPr>
             <w:r>
               <w:rPr>
@@ -2465,9 +2332,6 @@
             <w:pPr>
               <w:spacing w:before="31" w:after="62"/>
               <w:ind w:firstLineChars="0" w:firstLine="0"/>
-              <w:rPr>
-                <w:rFonts w:hint="eastAsia"/>
-              </w:rPr>
             </w:pPr>
             <w:r>
               <w:rPr>
@@ -2491,9 +2355,6 @@
             <w:pPr>
               <w:spacing w:before="31" w:after="62"/>
               <w:ind w:firstLineChars="0" w:firstLine="0"/>
-              <w:rPr>
-                <w:rFonts w:hint="eastAsia"/>
-              </w:rPr>
             </w:pPr>
             <w:r>
               <w:rPr>
@@ -2519,9 +2380,6 @@
             <w:pPr>
               <w:spacing w:before="31" w:after="62"/>
               <w:ind w:firstLineChars="0" w:firstLine="0"/>
-              <w:rPr>
-                <w:rFonts w:hint="eastAsia"/>
-              </w:rPr>
             </w:pPr>
             <w:r>
               <w:rPr>
@@ -2546,9 +2404,6 @@
             <w:pPr>
               <w:spacing w:before="31" w:after="62"/>
               <w:ind w:firstLineChars="0" w:firstLine="0"/>
-              <w:rPr>
-                <w:rFonts w:hint="eastAsia"/>
-              </w:rPr>
             </w:pPr>
             <w:r>
               <w:rPr>
@@ -2578,9 +2433,6 @@
             <w:pPr>
               <w:spacing w:before="31" w:after="62"/>
               <w:ind w:firstLineChars="0" w:firstLine="0"/>
-              <w:rPr>
-                <w:rFonts w:hint="eastAsia"/>
-              </w:rPr>
             </w:pPr>
             <w:r>
               <w:rPr>
@@ -2604,9 +2456,6 @@
             <w:pPr>
               <w:spacing w:before="31" w:after="62"/>
               <w:ind w:firstLineChars="0" w:firstLine="0"/>
-              <w:rPr>
-                <w:rFonts w:hint="eastAsia"/>
-              </w:rPr>
             </w:pPr>
             <w:r>
               <w:rPr>
@@ -2628,9 +2477,6 @@
       <w:pPr>
         <w:spacing w:after="62"/>
         <w:ind w:firstLine="480"/>
-        <w:rPr>
-          <w:rFonts w:hint="eastAsia"/>
-        </w:rPr>
       </w:pPr>
       <w:r>
         <w:rPr>
@@ -2643,9 +2489,6 @@
       <w:pPr>
         <w:pStyle w:val="2"/>
         <w:spacing w:before="156" w:after="93"/>
-        <w:rPr>
-          <w:rFonts w:hint="eastAsia"/>
-        </w:rPr>
       </w:pPr>
       <w:r>
         <w:t xml:space="preserve">5.2 </w:t>
@@ -2682,10 +2525,10 @@
       <w:tblPr>
         <w:tblStyle w:val="a7"/>
         <w:tblW w:w="0" w:type="auto"/>
+        <w:jc w:val="center"/>
         <w:tblLook w:val="04A0" w:firstRow="1" w:lastRow="0" w:firstColumn="1" w:lastColumn="0" w:noHBand="0" w:noVBand="1"/>
       </w:tblPr>
       <w:tblGrid>
-        <w:gridCol w:w="2074"/>
         <w:gridCol w:w="2074"/>
         <w:gridCol w:w="2074"/>
         <w:gridCol w:w="2074"/>
@@ -2693,6 +2536,7 @@
       <w:tr>
         <w:trPr>
           <w:cnfStyle w:val="100000000000" w:firstRow="1" w:lastRow="0" w:firstColumn="0" w:lastColumn="0" w:oddVBand="0" w:evenVBand="0" w:oddHBand="0" w:evenHBand="0" w:firstRowFirstColumn="0" w:firstRowLastColumn="0" w:lastRowFirstColumn="0" w:lastRowLastColumn="0"/>
+          <w:jc w:val="center"/>
         </w:trPr>
         <w:tc>
           <w:tcPr>
@@ -2702,9 +2546,6 @@
             <w:pPr>
               <w:spacing w:after="62"/>
               <w:ind w:firstLineChars="0" w:firstLine="0"/>
-              <w:rPr>
-                <w:rFonts w:hint="eastAsia"/>
-              </w:rPr>
             </w:pPr>
             <w:r>
               <w:rPr>
@@ -2722,9 +2563,6 @@
             <w:pPr>
               <w:spacing w:after="62"/>
               <w:ind w:firstLineChars="0" w:firstLine="0"/>
-              <w:rPr>
-                <w:rFonts w:hint="eastAsia"/>
-              </w:rPr>
             </w:pPr>
             <w:r>
               <w:rPr>
@@ -2742,40 +2580,20 @@
             <w:pPr>
               <w:spacing w:after="62"/>
               <w:ind w:firstLineChars="0" w:firstLine="0"/>
-              <w:rPr>
-                <w:rFonts w:hint="eastAsia"/>
-              </w:rPr>
             </w:pPr>
             <w:r>
               <w:rPr>
                 <w:rFonts w:hint="eastAsia"/>
               </w:rPr>
               <w:t>占总用户比例</w:t>
-            </w:r>
-          </w:p>
-        </w:tc>
-        <w:tc>
-          <w:tcPr>
-            <w:tcW w:w="2074" w:type="dxa"/>
-          </w:tcPr>
-          <w:p>
-            <w:pPr>
-              <w:spacing w:after="62"/>
-              <w:ind w:firstLineChars="0" w:firstLine="0"/>
-              <w:rPr>
-                <w:rFonts w:hint="eastAsia"/>
-              </w:rPr>
-            </w:pPr>
-            <w:r>
-              <w:rPr>
-                <w:rFonts w:hint="eastAsia"/>
-              </w:rPr>
-              <w:t>用户特征与运营定位</w:t>
             </w:r>
           </w:p>
         </w:tc>
       </w:tr>
       <w:tr>
+        <w:trPr>
+          <w:jc w:val="center"/>
+        </w:trPr>
         <w:tc>
           <w:tcPr>
             <w:tcW w:w="2074" w:type="dxa"/>
@@ -2784,9 +2602,6 @@
             <w:pPr>
               <w:spacing w:before="31" w:after="62"/>
               <w:ind w:firstLineChars="0" w:firstLine="0"/>
-              <w:rPr>
-                <w:rFonts w:hint="eastAsia"/>
-              </w:rPr>
             </w:pPr>
             <w:r>
               <w:rPr>
@@ -2804,9 +2619,6 @@
             <w:pPr>
               <w:spacing w:before="31" w:after="62"/>
               <w:ind w:firstLineChars="0" w:firstLine="0"/>
-              <w:rPr>
-                <w:rFonts w:hint="eastAsia"/>
-              </w:rPr>
             </w:pPr>
             <w:r>
               <w:rPr>
@@ -2830,52 +2642,20 @@
             <w:pPr>
               <w:spacing w:before="31" w:after="62"/>
               <w:ind w:firstLineChars="0" w:firstLine="0"/>
-              <w:rPr>
-                <w:rFonts w:hint="eastAsia"/>
-              </w:rPr>
             </w:pPr>
             <w:r>
               <w:rPr>
                 <w:rFonts w:hint="eastAsia"/>
               </w:rPr>
               <w:t>67.37%</w:t>
-            </w:r>
-          </w:p>
-        </w:tc>
-        <w:tc>
-          <w:tcPr>
-            <w:tcW w:w="2074" w:type="dxa"/>
-          </w:tcPr>
-          <w:p>
-            <w:pPr>
-              <w:spacing w:before="31" w:after="62"/>
-              <w:ind w:firstLineChars="0" w:firstLine="0"/>
-              <w:rPr>
-                <w:rFonts w:hint="eastAsia"/>
-              </w:rPr>
-            </w:pPr>
-            <w:r>
-              <w:rPr>
-                <w:rFonts w:hint="eastAsia"/>
-              </w:rPr>
-              <w:t>超过</w:t>
-            </w:r>
-            <w:r>
-              <w:rPr>
-                <w:rFonts w:hint="eastAsia"/>
-              </w:rPr>
-              <w:t xml:space="preserve"> 180 </w:t>
-            </w:r>
-            <w:r>
-              <w:rPr>
-                <w:rFonts w:hint="eastAsia"/>
-              </w:rPr>
-              <w:t>天未产生消费，以首购低客单用户为主；存量规模最大，是低成本唤醒的核心用户池</w:t>
             </w:r>
           </w:p>
         </w:tc>
       </w:tr>
       <w:tr>
+        <w:trPr>
+          <w:jc w:val="center"/>
+        </w:trPr>
         <w:tc>
           <w:tcPr>
             <w:tcW w:w="2074" w:type="dxa"/>
@@ -2884,9 +2664,6 @@
             <w:pPr>
               <w:spacing w:before="31" w:after="62"/>
               <w:ind w:firstLineChars="0" w:firstLine="0"/>
-              <w:rPr>
-                <w:rFonts w:hint="eastAsia"/>
-              </w:rPr>
             </w:pPr>
             <w:r>
               <w:rPr>
@@ -2904,9 +2681,6 @@
             <w:pPr>
               <w:spacing w:before="31" w:after="62"/>
               <w:ind w:firstLineChars="0" w:firstLine="0"/>
-              <w:rPr>
-                <w:rFonts w:hint="eastAsia"/>
-              </w:rPr>
             </w:pPr>
             <w:r>
               <w:rPr>
@@ -2930,52 +2704,20 @@
             <w:pPr>
               <w:spacing w:before="31" w:after="62"/>
               <w:ind w:firstLineChars="0" w:firstLine="0"/>
-              <w:rPr>
-                <w:rFonts w:hint="eastAsia"/>
-              </w:rPr>
             </w:pPr>
             <w:r>
               <w:rPr>
                 <w:rFonts w:hint="eastAsia"/>
               </w:rPr>
               <w:t>13.54%</w:t>
-            </w:r>
-          </w:p>
-        </w:tc>
-        <w:tc>
-          <w:tcPr>
-            <w:tcW w:w="2074" w:type="dxa"/>
-          </w:tcPr>
-          <w:p>
-            <w:pPr>
-              <w:spacing w:before="31" w:after="62"/>
-              <w:ind w:firstLineChars="0" w:firstLine="0"/>
-              <w:rPr>
-                <w:rFonts w:hint="eastAsia"/>
-              </w:rPr>
-            </w:pPr>
-            <w:r>
-              <w:rPr>
-                <w:rFonts w:hint="eastAsia"/>
-              </w:rPr>
-              <w:t>曾产生中等额度消费，但近</w:t>
-            </w:r>
-            <w:r>
-              <w:rPr>
-                <w:rFonts w:hint="eastAsia"/>
-              </w:rPr>
-              <w:t xml:space="preserve"> 90-180 </w:t>
-            </w:r>
-            <w:r>
-              <w:rPr>
-                <w:rFonts w:hint="eastAsia"/>
-              </w:rPr>
-              <w:t>天未复购，存在流失倾向；挽回价值较高，需及时干预避免彻底流失</w:t>
             </w:r>
           </w:p>
         </w:tc>
       </w:tr>
       <w:tr>
+        <w:trPr>
+          <w:jc w:val="center"/>
+        </w:trPr>
         <w:tc>
           <w:tcPr>
             <w:tcW w:w="2074" w:type="dxa"/>
@@ -2984,15 +2726,11 @@
             <w:pPr>
               <w:spacing w:before="31" w:after="62"/>
               <w:ind w:firstLineChars="0" w:firstLine="0"/>
-              <w:rPr>
-                <w:rFonts w:hint="eastAsia"/>
-              </w:rPr>
-            </w:pPr>
-            <w:r>
-              <w:rPr>
-                <w:rFonts w:hint="eastAsia"/>
-              </w:rPr>
-              <w:lastRenderedPageBreak/>
+            </w:pPr>
+            <w:r>
+              <w:rPr>
+                <w:rFonts w:hint="eastAsia"/>
+              </w:rPr>
               <w:t>潜力用户</w:t>
             </w:r>
           </w:p>
@@ -3005,9 +2743,6 @@
             <w:pPr>
               <w:spacing w:before="31" w:after="62"/>
               <w:ind w:firstLineChars="0" w:firstLine="0"/>
-              <w:rPr>
-                <w:rFonts w:hint="eastAsia"/>
-              </w:rPr>
             </w:pPr>
             <w:r>
               <w:rPr>
@@ -3031,40 +2766,20 @@
             <w:pPr>
               <w:spacing w:before="31" w:after="62"/>
               <w:ind w:firstLineChars="0" w:firstLine="0"/>
-              <w:rPr>
-                <w:rFonts w:hint="eastAsia"/>
-              </w:rPr>
             </w:pPr>
             <w:r>
               <w:rPr>
                 <w:rFonts w:hint="eastAsia"/>
               </w:rPr>
               <w:t>0.94%</w:t>
-            </w:r>
-          </w:p>
-        </w:tc>
-        <w:tc>
-          <w:tcPr>
-            <w:tcW w:w="2074" w:type="dxa"/>
-          </w:tcPr>
-          <w:p>
-            <w:pPr>
-              <w:spacing w:before="31" w:after="62"/>
-              <w:ind w:firstLineChars="0" w:firstLine="0"/>
-              <w:rPr>
-                <w:rFonts w:hint="eastAsia"/>
-              </w:rPr>
-            </w:pPr>
-            <w:r>
-              <w:rPr>
-                <w:rFonts w:hint="eastAsia"/>
-              </w:rPr>
-              <w:t>近期完成首购，消费能力中等，对平台已有初步信任；复购转化核心人群，是提升复购率的关键抓手</w:t>
             </w:r>
           </w:p>
         </w:tc>
       </w:tr>
       <w:tr>
+        <w:trPr>
+          <w:jc w:val="center"/>
+        </w:trPr>
         <w:tc>
           <w:tcPr>
             <w:tcW w:w="2074" w:type="dxa"/>
@@ -3073,9 +2788,6 @@
             <w:pPr>
               <w:spacing w:before="31" w:after="62"/>
               <w:ind w:firstLineChars="0" w:firstLine="0"/>
-              <w:rPr>
-                <w:rFonts w:hint="eastAsia"/>
-              </w:rPr>
             </w:pPr>
             <w:r>
               <w:rPr>
@@ -3093,9 +2805,6 @@
             <w:pPr>
               <w:spacing w:before="31" w:after="62"/>
               <w:ind w:firstLineChars="0" w:firstLine="0"/>
-              <w:rPr>
-                <w:rFonts w:hint="eastAsia"/>
-              </w:rPr>
             </w:pPr>
             <w:r>
               <w:rPr>
@@ -3119,83 +2828,12 @@
             <w:pPr>
               <w:spacing w:before="31" w:after="62"/>
               <w:ind w:firstLineChars="0" w:firstLine="0"/>
-              <w:rPr>
-                <w:rFonts w:hint="eastAsia"/>
-              </w:rPr>
             </w:pPr>
             <w:r>
               <w:rPr>
                 <w:rFonts w:hint="eastAsia"/>
               </w:rPr>
               <w:t>0.01%</w:t>
-            </w:r>
-          </w:p>
-        </w:tc>
-        <w:tc>
-          <w:tcPr>
-            <w:tcW w:w="2074" w:type="dxa"/>
-          </w:tcPr>
-          <w:p>
-            <w:pPr>
-              <w:spacing w:before="31" w:after="62"/>
-              <w:ind w:firstLineChars="0" w:firstLine="0"/>
-              <w:rPr>
-                <w:rFonts w:hint="eastAsia"/>
-              </w:rPr>
-            </w:pPr>
-            <w:r>
-              <w:rPr>
-                <w:rFonts w:hint="eastAsia"/>
-              </w:rPr>
-              <w:t>近</w:t>
-            </w:r>
-            <w:r>
-              <w:rPr>
-                <w:rFonts w:hint="eastAsia"/>
-              </w:rPr>
-              <w:t xml:space="preserve"> 60 </w:t>
-            </w:r>
-            <w:r>
-              <w:rPr>
-                <w:rFonts w:hint="eastAsia"/>
-              </w:rPr>
-              <w:t>天内有消费，累计消费</w:t>
-            </w:r>
-            <w:r>
-              <w:rPr>
-                <w:rFonts w:hint="eastAsia"/>
-              </w:rPr>
-              <w:t xml:space="preserve"> 3-15 </w:t>
-            </w:r>
-            <w:r>
-              <w:rPr>
-                <w:rFonts w:hint="eastAsia"/>
-              </w:rPr>
-              <w:t>次，累计消费</w:t>
-            </w:r>
-            <w:r>
-              <w:rPr>
-                <w:rFonts w:hint="eastAsia"/>
-              </w:rPr>
-              <w:t xml:space="preserve"> 515-1760 </w:t>
-            </w:r>
-            <w:r>
-              <w:rPr>
-                <w:rFonts w:hint="eastAsia"/>
-              </w:rPr>
-              <w:t>雷亚尔；平台核心资产，是高</w:t>
-            </w:r>
-            <w:r>
-              <w:rPr>
-                <w:rFonts w:hint="eastAsia"/>
-              </w:rPr>
-              <w:t xml:space="preserve"> LTV </w:t>
-            </w:r>
-            <w:r>
-              <w:rPr>
-                <w:rFonts w:hint="eastAsia"/>
-              </w:rPr>
-              <w:t>的利润贡献主体</w:t>
             </w:r>
           </w:p>
         </w:tc>
@@ -3204,24 +2842,214 @@
     <w:p>
       <w:pPr>
         <w:spacing w:after="62"/>
-        <w:ind w:firstLineChars="0" w:firstLine="0"/>
-        <w:rPr>
-          <w:rFonts w:hint="eastAsia"/>
-        </w:rPr>
-      </w:pPr>
-    </w:p>
-    <w:p>
-      <w:pPr>
-        <w:spacing w:after="62"/>
-        <w:ind w:firstLine="480"/>
-        <w:rPr>
-          <w:rFonts w:hint="eastAsia"/>
-        </w:rPr>
-      </w:pPr>
-      <w:r>
-        <w:rPr>
-          <w:rFonts w:hint="eastAsia"/>
-        </w:rPr>
+        <w:ind w:firstLine="480"/>
+        <w:rPr>
+          <w:rFonts w:hint="eastAsia"/>
+        </w:rPr>
+      </w:pPr>
+      <w:r>
+        <w:rPr>
+          <w:rFonts w:hint="eastAsia"/>
+        </w:rPr>
+        <w:t>沉睡用户</w:t>
+      </w:r>
+      <w:r>
+        <w:rPr>
+          <w:rFonts w:hint="eastAsia"/>
+        </w:rPr>
+        <w:t>：</w:t>
+      </w:r>
+      <w:r>
+        <w:rPr>
+          <w:rFonts w:hint="eastAsia"/>
+        </w:rPr>
+        <w:t>超过</w:t>
+      </w:r>
+      <w:r>
+        <w:rPr>
+          <w:rFonts w:hint="eastAsia"/>
+        </w:rPr>
+        <w:t xml:space="preserve"> 180 </w:t>
+      </w:r>
+      <w:r>
+        <w:rPr>
+          <w:rFonts w:hint="eastAsia"/>
+        </w:rPr>
+        <w:t>天未产生消费，以首购低客单用户为主；存量规模最大，是低成本唤醒的核心用户池</w:t>
+      </w:r>
+      <w:r>
+        <w:rPr>
+          <w:rFonts w:hint="eastAsia"/>
+        </w:rPr>
+        <w:t>。</w:t>
+      </w:r>
+    </w:p>
+    <w:p>
+      <w:pPr>
+        <w:spacing w:after="62"/>
+        <w:ind w:firstLine="480"/>
+        <w:rPr>
+          <w:rFonts w:hint="eastAsia"/>
+        </w:rPr>
+      </w:pPr>
+      <w:r>
+        <w:rPr>
+          <w:rFonts w:hint="eastAsia"/>
+        </w:rPr>
+        <w:t>流失风险用户</w:t>
+      </w:r>
+      <w:r>
+        <w:rPr>
+          <w:rFonts w:hint="eastAsia"/>
+        </w:rPr>
+        <w:t>：</w:t>
+      </w:r>
+      <w:r>
+        <w:rPr>
+          <w:rFonts w:hint="eastAsia"/>
+        </w:rPr>
+        <w:t>曾产生中等额度消费，但近</w:t>
+      </w:r>
+      <w:r>
+        <w:rPr>
+          <w:rFonts w:hint="eastAsia"/>
+        </w:rPr>
+        <w:t xml:space="preserve"> 90-180 </w:t>
+      </w:r>
+      <w:r>
+        <w:rPr>
+          <w:rFonts w:hint="eastAsia"/>
+        </w:rPr>
+        <w:t>天未复购，存在流失倾向；挽回价值较高，需及时干预避免彻底流失</w:t>
+      </w:r>
+      <w:r>
+        <w:rPr>
+          <w:rFonts w:hint="eastAsia"/>
+        </w:rPr>
+        <w:t>。</w:t>
+      </w:r>
+    </w:p>
+    <w:p>
+      <w:pPr>
+        <w:spacing w:after="62"/>
+        <w:ind w:firstLine="480"/>
+        <w:rPr>
+          <w:rFonts w:hint="eastAsia"/>
+        </w:rPr>
+      </w:pPr>
+      <w:r>
+        <w:rPr>
+          <w:rFonts w:hint="eastAsia"/>
+        </w:rPr>
+        <w:t>潜力用户</w:t>
+      </w:r>
+      <w:r>
+        <w:rPr>
+          <w:rFonts w:hint="eastAsia"/>
+        </w:rPr>
+        <w:t>：</w:t>
+      </w:r>
+      <w:r>
+        <w:rPr>
+          <w:rFonts w:hint="eastAsia"/>
+        </w:rPr>
+        <w:t>近期完成首购，消费能力中等，对平台已有初步信任；复购转化核心人群，是提升复购率的关键抓手</w:t>
+      </w:r>
+      <w:r>
+        <w:rPr>
+          <w:rFonts w:hint="eastAsia"/>
+        </w:rPr>
+        <w:t>。</w:t>
+      </w:r>
+    </w:p>
+    <w:p>
+      <w:pPr>
+        <w:spacing w:after="62"/>
+        <w:ind w:firstLine="480"/>
+      </w:pPr>
+      <w:r>
+        <w:rPr>
+          <w:rFonts w:hint="eastAsia"/>
+        </w:rPr>
+        <w:t>高价值用户</w:t>
+      </w:r>
+      <w:r>
+        <w:rPr>
+          <w:rFonts w:hint="eastAsia"/>
+        </w:rPr>
+        <w:t>：</w:t>
+      </w:r>
+      <w:r>
+        <w:rPr>
+          <w:rFonts w:hint="eastAsia"/>
+        </w:rPr>
+        <w:t>近</w:t>
+      </w:r>
+      <w:r>
+        <w:rPr>
+          <w:rFonts w:hint="eastAsia"/>
+        </w:rPr>
+        <w:t xml:space="preserve"> 60 </w:t>
+      </w:r>
+      <w:r>
+        <w:rPr>
+          <w:rFonts w:hint="eastAsia"/>
+        </w:rPr>
+        <w:t>天内有消费，累计消费</w:t>
+      </w:r>
+      <w:r>
+        <w:rPr>
+          <w:rFonts w:hint="eastAsia"/>
+        </w:rPr>
+        <w:t xml:space="preserve"> 3-15 </w:t>
+      </w:r>
+      <w:r>
+        <w:rPr>
+          <w:rFonts w:hint="eastAsia"/>
+        </w:rPr>
+        <w:t>次，累计消费</w:t>
+      </w:r>
+      <w:r>
+        <w:rPr>
+          <w:rFonts w:hint="eastAsia"/>
+        </w:rPr>
+        <w:t xml:space="preserve"> 515-1760 </w:t>
+      </w:r>
+      <w:r>
+        <w:rPr>
+          <w:rFonts w:hint="eastAsia"/>
+        </w:rPr>
+        <w:t>雷亚尔；平台核心资产，是高</w:t>
+      </w:r>
+      <w:r>
+        <w:rPr>
+          <w:rFonts w:hint="eastAsia"/>
+        </w:rPr>
+        <w:t xml:space="preserve"> LTV </w:t>
+      </w:r>
+      <w:r>
+        <w:rPr>
+          <w:rFonts w:hint="eastAsia"/>
+        </w:rPr>
+        <w:t>的利润贡献主体</w:t>
+      </w:r>
+      <w:r>
+        <w:rPr>
+          <w:rFonts w:hint="eastAsia"/>
+        </w:rPr>
+        <w:t>。</w:t>
+      </w:r>
+    </w:p>
+    <w:p>
+      <w:pPr>
+        <w:spacing w:after="62"/>
+        <w:ind w:firstLine="480"/>
+      </w:pPr>
+      <w:r>
+        <w:rPr>
+          <w:rFonts w:hint="eastAsia"/>
+        </w:rPr>
+        <w:lastRenderedPageBreak/>
         <w:t>补充说明：高价值用户虽规模极小，但人均消费额是平台均值的</w:t>
       </w:r>
       <w:r>
@@ -3235,9 +3063,6 @@
       <w:pPr>
         <w:pStyle w:val="1"/>
         <w:spacing w:before="249" w:after="156"/>
-        <w:rPr>
-          <w:rFonts w:hint="eastAsia"/>
-        </w:rPr>
       </w:pPr>
       <w:r>
         <w:rPr>
@@ -3250,9 +3075,6 @@
       <w:pPr>
         <w:spacing w:after="62"/>
         <w:ind w:firstLine="480"/>
-        <w:rPr>
-          <w:rFonts w:hint="eastAsia"/>
-        </w:rPr>
       </w:pPr>
       <w:r>
         <w:rPr>
@@ -3290,7 +3112,6 @@
         <w:spacing w:after="62"/>
         <w:ind w:firstLine="480"/>
         <w:rPr>
-          <w:rFonts w:hint="eastAsia"/>
           <w:b/>
           <w:bCs/>
         </w:rPr>
@@ -3313,7 +3134,6 @@
         <w:rPr>
           <w:rFonts w:hint="eastAsia"/>
         </w:rPr>
-        <w:lastRenderedPageBreak/>
         <w:t>覆盖人群：</w:t>
       </w:r>
       <w:r>
@@ -3339,9 +3159,6 @@
       <w:pPr>
         <w:spacing w:after="62"/>
         <w:ind w:firstLine="480"/>
-        <w:rPr>
-          <w:rFonts w:hint="eastAsia"/>
-        </w:rPr>
       </w:pPr>
       <w:r>
         <w:rPr>
@@ -3435,9 +3252,6 @@
       <w:pPr>
         <w:spacing w:after="62"/>
         <w:ind w:firstLine="480"/>
-        <w:rPr>
-          <w:rFonts w:hint="eastAsia"/>
-        </w:rPr>
       </w:pPr>
       <w:r>
         <w:rPr>
@@ -3475,7 +3289,6 @@
         <w:spacing w:after="62"/>
         <w:ind w:firstLine="480"/>
         <w:rPr>
-          <w:rFonts w:hint="eastAsia"/>
           <w:b/>
           <w:bCs/>
         </w:rPr>
@@ -3523,9 +3336,6 @@
       <w:pPr>
         <w:spacing w:after="62"/>
         <w:ind w:firstLine="480"/>
-        <w:rPr>
-          <w:rFonts w:hint="eastAsia"/>
-        </w:rPr>
       </w:pPr>
       <w:r>
         <w:rPr>
@@ -3543,6 +3353,7 @@
         <w:rPr>
           <w:rFonts w:hint="eastAsia"/>
         </w:rPr>
+        <w:lastRenderedPageBreak/>
         <w:t>时机与权益：在用户首单支付完成后第</w:t>
       </w:r>
       <w:r>
@@ -3580,9 +3391,6 @@
       <w:pPr>
         <w:spacing w:after="62"/>
         <w:ind w:firstLine="480"/>
-        <w:rPr>
-          <w:rFonts w:hint="eastAsia"/>
-        </w:rPr>
       </w:pPr>
       <w:r>
         <w:rPr>
@@ -3602,7 +3410,6 @@
         <w:spacing w:after="62"/>
         <w:ind w:firstLine="480"/>
         <w:rPr>
-          <w:rFonts w:hint="eastAsia"/>
           <w:b/>
           <w:bCs/>
         </w:rPr>
@@ -3643,7 +3450,6 @@
         <w:rPr>
           <w:rFonts w:hint="eastAsia"/>
         </w:rPr>
-        <w:lastRenderedPageBreak/>
         <w:t>核心目标：锁定核心用户忠诚度，防止高价值用户流失</w:t>
       </w:r>
     </w:p>
@@ -3651,9 +3457,6 @@
       <w:pPr>
         <w:spacing w:after="62"/>
         <w:ind w:firstLine="480"/>
-        <w:rPr>
-          <w:rFonts w:hint="eastAsia"/>
-        </w:rPr>
       </w:pPr>
       <w:r>
         <w:rPr>
@@ -3690,9 +3493,6 @@
       <w:pPr>
         <w:spacing w:after="62"/>
         <w:ind w:firstLine="480"/>
-        <w:rPr>
-          <w:rFonts w:hint="eastAsia"/>
-        </w:rPr>
       </w:pPr>
       <w:r>
         <w:rPr>
@@ -3705,9 +3505,6 @@
       <w:pPr>
         <w:pStyle w:val="1"/>
         <w:spacing w:before="249" w:after="156"/>
-        <w:rPr>
-          <w:rFonts w:hint="eastAsia"/>
-        </w:rPr>
       </w:pPr>
       <w:r>
         <w:rPr>
@@ -3750,9 +3547,6 @@
             <w:pPr>
               <w:spacing w:after="62"/>
               <w:ind w:firstLineChars="0" w:firstLine="0"/>
-              <w:rPr>
-                <w:rFonts w:hint="eastAsia"/>
-              </w:rPr>
             </w:pPr>
             <w:r>
               <w:rPr>
@@ -3770,9 +3564,6 @@
             <w:pPr>
               <w:spacing w:after="62"/>
               <w:ind w:firstLineChars="0" w:firstLine="0"/>
-              <w:rPr>
-                <w:rFonts w:hint="eastAsia"/>
-              </w:rPr>
             </w:pPr>
             <w:r>
               <w:rPr>
@@ -3792,9 +3583,6 @@
             <w:pPr>
               <w:spacing w:before="31" w:after="62"/>
               <w:ind w:firstLineChars="0" w:firstLine="0"/>
-              <w:rPr>
-                <w:rFonts w:hint="eastAsia"/>
-              </w:rPr>
             </w:pPr>
             <w:r>
               <w:rPr>
@@ -3824,15 +3612,19 @@
             <w:pPr>
               <w:spacing w:before="31" w:after="62"/>
               <w:ind w:firstLineChars="0" w:firstLine="0"/>
-              <w:rPr>
-                <w:rFonts w:hint="eastAsia"/>
-              </w:rPr>
-            </w:pPr>
-            <w:r>
-              <w:rPr>
-                <w:rFonts w:hint="eastAsia"/>
-              </w:rPr>
-              <w:t>包含口径统一后的全链路订单宽表构建代码，支持复用迭代</w:t>
+            </w:pPr>
+            <w:r>
+              <w:rPr>
+                <w:rFonts w:hint="eastAsia"/>
+              </w:rPr>
+              <w:t>包含口径统一后的全链路订单宽表构</w:t>
+            </w:r>
+            <w:r>
+              <w:rPr>
+                <w:rFonts w:hint="eastAsia"/>
+              </w:rPr>
+              <w:lastRenderedPageBreak/>
+              <w:t>建代码，支持复用迭代</w:t>
             </w:r>
           </w:p>
         </w:tc>
@@ -3846,14 +3638,12 @@
             <w:pPr>
               <w:spacing w:before="31" w:after="62"/>
               <w:ind w:firstLineChars="0" w:firstLine="0"/>
-              <w:rPr>
-                <w:rFonts w:hint="eastAsia"/>
-              </w:rPr>
-            </w:pPr>
-            <w:r>
-              <w:rPr>
-                <w:rFonts w:hint="eastAsia"/>
-              </w:rPr>
+            </w:pPr>
+            <w:r>
+              <w:rPr>
+                <w:rFonts w:hint="eastAsia"/>
+              </w:rPr>
+              <w:lastRenderedPageBreak/>
               <w:t>指标分析</w:t>
             </w:r>
             <w:r>
@@ -3878,9 +3668,6 @@
             <w:pPr>
               <w:spacing w:before="31" w:after="62"/>
               <w:ind w:firstLineChars="0" w:firstLine="0"/>
-              <w:rPr>
-                <w:rFonts w:hint="eastAsia"/>
-              </w:rPr>
             </w:pPr>
             <w:r>
               <w:rPr>
@@ -3900,9 +3687,6 @@
             <w:pPr>
               <w:spacing w:before="31" w:after="62"/>
               <w:ind w:firstLineChars="0" w:firstLine="0"/>
-              <w:rPr>
-                <w:rFonts w:hint="eastAsia"/>
-              </w:rPr>
             </w:pPr>
             <w:r>
               <w:rPr>
@@ -3938,9 +3722,6 @@
             <w:pPr>
               <w:spacing w:before="31" w:after="62"/>
               <w:ind w:firstLineChars="0" w:firstLine="0"/>
-              <w:rPr>
-                <w:rFonts w:hint="eastAsia"/>
-              </w:rPr>
             </w:pPr>
             <w:r>
               <w:rPr>
@@ -3960,9 +3741,6 @@
             <w:pPr>
               <w:spacing w:before="31" w:after="62"/>
               <w:ind w:firstLineChars="0" w:firstLine="0"/>
-              <w:rPr>
-                <w:rFonts w:hint="eastAsia"/>
-              </w:rPr>
             </w:pPr>
             <w:r>
               <w:rPr>
@@ -3986,9 +3764,6 @@
             <w:pPr>
               <w:spacing w:before="31" w:after="62"/>
               <w:ind w:firstLineChars="0" w:firstLine="0"/>
-              <w:rPr>
-                <w:rFonts w:hint="eastAsia"/>
-              </w:rPr>
             </w:pPr>
             <w:r>
               <w:rPr>
@@ -4004,21 +3779,14 @@
       <w:pPr>
         <w:spacing w:after="62"/>
         <w:ind w:firstLine="480"/>
-        <w:rPr>
-          <w:rFonts w:hint="eastAsia"/>
-        </w:rPr>
       </w:pPr>
     </w:p>
     <w:p>
       <w:pPr>
         <w:pStyle w:val="2"/>
         <w:spacing w:before="156" w:after="93"/>
-        <w:rPr>
-          <w:rFonts w:hint="eastAsia"/>
-        </w:rPr>
-      </w:pPr>
-      <w:r>
-        <w:lastRenderedPageBreak/>
+      </w:pPr>
+      <w:r>
         <w:t xml:space="preserve">7.2 </w:t>
       </w:r>
       <w:r>
@@ -4083,9 +3851,6 @@
       <w:pPr>
         <w:spacing w:after="62"/>
         <w:ind w:firstLine="480"/>
-        <w:rPr>
-          <w:rFonts w:hint="eastAsia"/>
-        </w:rPr>
       </w:pPr>
       <w:r>
         <w:rPr>
